--- a/src/test/java/d24_Locators_XpathFunctions_XpathTypes/Selenium_XPath_Comprehensive_Notes.docx
+++ b/src/test/java/d24_Locators_XpathFunctions_XpathTypes/Selenium_XPath_Comprehensive_Notes.docx
@@ -5,6 +5,7 @@
     <w:p>
       <w:pPr>
         <w:pStyle w:val="Heading1"/>
+        <w:ind w:firstLine="720"/>
       </w:pPr>
       <w:r>
         <w:t>Selenium XPath – Complete &amp; Practical Notes</w:t>
